--- a/ethics/hrec-application.docx
+++ b/ethics/hrec-application.docx
@@ -79,7 +79,7 @@
               <w:pStyle w:val="Compact"/>
             </w:pPr>
             <w:r>
-              <w:t xml:space="preserve">Closing the AI Literacy Gap: Scaffolding Equitable Participation in AI-Integrated Assessment</w:t>
+              <w:t xml:space="preserve">Scaffolding AI Interaction: A Low-Cost Intervention for Equitable Student Engagement</w:t>
             </w:r>
           </w:p>
         </w:tc>

--- a/ethics/hrec-application.docx
+++ b/ethics/hrec-application.docx
@@ -135,7 +135,7 @@
               <w:pStyle w:val="Compact"/>
             </w:pPr>
             <w:r>
-              <w:t xml:space="preserve">Dr Marcela Moraes, Lecturer, SoMM - TBC (confirmation pending)</w:t>
+              <w:t xml:space="preserve">Marcela Moraes, Lecturer, SoMM</w:t>
             </w:r>
           </w:p>
         </w:tc>
@@ -156,7 +156,28 @@
               <w:pStyle w:val="Compact"/>
             </w:pPr>
             <w:r>
-              <w:t xml:space="preserve">Dr Torsten Reiners, Senior Lecturer, Supply Chain Management, SoMM - TBC (confirmation pending)</w:t>
+              <w:t xml:space="preserve">Torsten Reiners, Senior Lecturer, Supply Chain Management, SoMM</w:t>
+            </w:r>
+          </w:p>
+        </w:tc>
+      </w:tr>
+      <w:tr>
+        <w:tc>
+          <w:tcPr/>
+          <w:p>
+            <w:pPr>
+              <w:pStyle w:val="Compact"/>
+            </w:pPr>
+          </w:p>
+        </w:tc>
+        <w:tc>
+          <w:tcPr/>
+          <w:p>
+            <w:pPr>
+              <w:pStyle w:val="Compact"/>
+            </w:pPr>
+            <w:r>
+              <w:t xml:space="preserve">Renee Ralph, Lecturer, SoMM</w:t>
             </w:r>
           </w:p>
         </w:tc>
@@ -599,7 +620,7 @@
         <w:t xml:space="preserve"> </w:t>
       </w:r>
       <w:r>
-        <w:t xml:space="preserve">Curtin students enrolled in participating units: ISYS6018 Information Security Audit and Control (~50 students), MGMT6076 Supply Chain Digitalisation and Innovation (~30 students), and MKTG1000 Discovering Marketing (~220 students). Participation is voluntary and does not affect grades. Sessions are scheduled at varied times to support students with work/caring commitments.</w:t>
+        <w:t xml:space="preserve">Curtin students enrolled in participating units: ISYS6018 Information Security Audit and Control (~50 students), MGMT6076 Supply Chain Digitalisation and Innovation (~30 students), MKTG1000 Discovering Marketing (~220 students), and MGMT3014 Strategic Rewards and Performance Management (~800-1000 students). Participation is voluntary and does not affect grades. Sessions are scheduled at varied times to support students with work/caring commitments.</w:t>
       </w:r>
     </w:p>
     <w:p>
@@ -617,7 +638,7 @@
         <w:t xml:space="preserve"> </w:t>
       </w:r>
       <w:r>
-        <w:t xml:space="preserve">Combined enrolment across three units is approximately 300 students. Estimated 100-200 voluntary participants. A power analysis will be finalised once participation rates are confirmed.</w:t>
+        <w:t xml:space="preserve">Four units with combined enrolment of over 1,000 students. 20-30 students selected per unit, yielding approximately 80-120 participants. A power analysis will be finalised once participation rates are confirmed.</w:t>
       </w:r>
     </w:p>
     <w:p>
